--- a/05-content/articles/glavbuh-zarplata/statya-8-glavbuh-zarplata.docx
+++ b/05-content/articles/glavbuh-zarplata/statya-8-glavbuh-zarplata.docx
@@ -128,7 +128,7 @@
         </w:rPr>
         <w:t xml:space="preserve">Дорабатываем статью: </w:t>
       </w:r>
-      <w:hyperlink w:history="1" r:id="rIdnq07uqoghkepssxrxl_eu">
+      <w:hyperlink w:history="1" r:id="rIdi8jbqvwklevbj2kvtsw8e">
         <w:r>
           <w:rPr>
             <w:rFonts w:ascii="Arial" w:cs="Arial" w:eastAsia="Arial" w:hAnsi="Arial"/>
@@ -2113,19 +2113,43 @@
           <w:sz w:val="22"/>
           <w:szCs w:val="22"/>
         </w:rPr>
-        <w:t xml:space="preserve">Индексация — это обязанность, а не добрая воля.</w:t>
-      </w:r>
-      <w:r>
-        <w:rPr>
-          <w:rFonts w:ascii="Times New Roman" w:cs="Times New Roman" w:eastAsia="Times New Roman" w:hAnsi="Times New Roman"/>
-          <w:b w:val="false"/>
-          <w:bCs w:val="false"/>
-          <w:i w:val="false"/>
-          <w:iCs w:val="false"/>
-          <w:sz w:val="22"/>
-          <w:szCs w:val="22"/>
-        </w:rPr>
-        <w:t xml:space="preserve"> Статья 134 ТК РФ требует от работодателя обеспечивать повышение реального содержания заработной платы в связи с ростом потребительских цен. Для компаний вне бюджетной сферы порядок устанавливается своими документами — коллективным договором или локальным актом, — но сам порядок должен быть, и его отсутствие не отменяет обязанности. Верховный Суд исходит из того, что требование распространяется и на коммерческие организации, а Конституционный Суд указал: работодатель вправе определить порядок, но не вправе лишить работников этой гарантии.</w:t>
+        <w:t xml:space="preserve">Индексация заработной платы — обязанность работодателя.</w:t>
+      </w:r>
+      <w:r>
+        <w:rPr>
+          <w:rFonts w:ascii="Times New Roman" w:cs="Times New Roman" w:eastAsia="Times New Roman" w:hAnsi="Times New Roman"/>
+          <w:b w:val="false"/>
+          <w:bCs w:val="false"/>
+          <w:i w:val="false"/>
+          <w:iCs w:val="false"/>
+          <w:sz w:val="22"/>
+          <w:szCs w:val="22"/>
+        </w:rPr>
+        <w:t xml:space="preserve"> Так говорит статья 134 ТК РФ. Порядок индексации работодатель должен закрепить самостоятельно — в коллективном договоре, соглашении или локальном нормативном акте. Ключевое здесь то, что </w:t>
+      </w:r>
+      <w:r>
+        <w:rPr>
+          <w:rFonts w:ascii="Times New Roman" w:cs="Times New Roman" w:eastAsia="Times New Roman" w:hAnsi="Times New Roman"/>
+          <w:b/>
+          <w:bCs/>
+          <w:i w:val="false"/>
+          <w:iCs w:val="false"/>
+          <w:sz w:val="22"/>
+          <w:szCs w:val="22"/>
+        </w:rPr>
+        <w:t xml:space="preserve">отсутствие такого документа не освобождает от обязанности</w:t>
+      </w:r>
+      <w:r>
+        <w:rPr>
+          <w:rFonts w:ascii="Times New Roman" w:cs="Times New Roman" w:eastAsia="Times New Roman" w:hAnsi="Times New Roman"/>
+          <w:b w:val="false"/>
+          <w:bCs w:val="false"/>
+          <w:i w:val="false"/>
+          <w:iCs w:val="false"/>
+          <w:sz w:val="22"/>
+          <w:szCs w:val="22"/>
+        </w:rPr>
+        <w:t xml:space="preserve">: если в организации нет ни локального акта, ни коллективного договора, ни фактических повышений, это расценивается как нарушение трудового законодательства.</w:t>
       </w:r>
     </w:p>
     <w:p>
@@ -2164,7 +2188,7 @@
         </w:rPr>
         <w:t xml:space="preserve">Источник: </w:t>
       </w:r>
-      <w:hyperlink w:history="1" r:id="rIdfrsaynof4gyslieipb8nl">
+      <w:hyperlink w:history="1" r:id="rIdvceuhpmkbpxp0sfu7jsmz">
         <w:r>
           <w:rPr>
             <w:rFonts w:ascii="Arial" w:cs="Arial" w:eastAsia="Arial" w:hAnsi="Arial"/>
@@ -2189,32 +2213,7 @@
         </w:rPr>
         <w:t xml:space="preserve">; </w:t>
       </w:r>
-      <w:hyperlink w:history="1" r:id="rIdp8m1yqiqxi6olspxxt9d7">
-        <w:r>
-          <w:rPr>
-            <w:rFonts w:ascii="Arial" w:cs="Arial" w:eastAsia="Arial" w:hAnsi="Arial"/>
-            <w:color w:val="0563C1"/>
-            <w:sz w:val="18"/>
-            <w:szCs w:val="18"/>
-            <w:u w:val="single"/>
-          </w:rPr>
-          <w:t xml:space="preserve">Определение КС РФ от 29.05.2019 № 1269-О</w:t>
-        </w:r>
-      </w:hyperlink>
-      <w:r>
-        <w:rPr>
-          <w:rFonts w:ascii="Arial" w:cs="Arial" w:eastAsia="Arial" w:hAnsi="Arial"/>
-          <w:b w:val="false"/>
-          <w:bCs w:val="false"/>
-          <w:i/>
-          <w:iCs/>
-          <w:color w:val="666666"/>
-          <w:sz w:val="18"/>
-          <w:szCs w:val="18"/>
-        </w:rPr>
-        <w:t xml:space="preserve">; </w:t>
-      </w:r>
-      <w:hyperlink w:history="1" r:id="rIdk8tqofay0pbgqb13ocqdb">
+      <w:hyperlink w:history="1" r:id="rIdbg7nayn19cwqnfqk0ybpr">
         <w:r>
           <w:rPr>
             <w:rFonts w:ascii="Arial" w:cs="Arial" w:eastAsia="Arial" w:hAnsi="Arial"/>
@@ -2239,7 +2238,7 @@
         </w:rPr>
         <w:t xml:space="preserve">; </w:t>
       </w:r>
-      <w:hyperlink w:history="1" r:id="rIdbnkmk6wtgbszcu4dkggr3">
+      <w:hyperlink w:history="1" r:id="rIdny0u54_b4wk5txcarq6ai">
         <w:r>
           <w:rPr>
             <w:rFonts w:ascii="Arial" w:cs="Arial" w:eastAsia="Arial" w:hAnsi="Arial"/>
@@ -2366,7 +2365,7 @@
           <w:sz w:val="22"/>
           <w:szCs w:val="22"/>
         </w:rPr>
-        <w:t xml:space="preserve">Здесь стоит помнить, за что отвечает каждая сторона. За организацию бухгалтерского учёта отвечает руководитель компании, а не бухгалтер: это его обязанность по закону о бухучёте. Так что замечания аудита — это в том числе вопрос к тому, какие условия для работы созданы: есть ли регламенты, доходит ли первичка вовремя, не закрыт ли участок одним человеком без замены.</w:t>
+        <w:t xml:space="preserve">Здесь стоит помнить, как закон о бухучёте распределяет роли. Руководитель организует ведение бухгалтерского учёта и хранение документов и обязан возложить ведение учёта на главного бухгалтера или другое должностное лицо либо заключить договор на ведение учёта. А в ряде случаев — при разногласиях с главным бухгалтером — руководитель несёт единоличную ответственность за информацию в учёте и достоверность отчётности.</w:t>
       </w:r>
     </w:p>
     <w:p>
@@ -2387,7 +2386,7 @@
         </w:rPr>
         <w:t xml:space="preserve">Источник: </w:t>
       </w:r>
-      <w:hyperlink w:history="1" r:id="rIducpqb6gluyefz4npj7yqm">
+      <w:hyperlink w:history="1" r:id="rIdhtvjepxcsyvcflexdcfz3">
         <w:r>
           <w:rPr>
             <w:rFonts w:ascii="Arial" w:cs="Arial" w:eastAsia="Arial" w:hAnsi="Arial"/>
@@ -2396,7 +2395,7 @@
             <w:szCs w:val="18"/>
             <w:u w:val="single"/>
           </w:rPr>
-          <w:t xml:space="preserve">ч. 1 ст. 7 Федерального закона от 06.12.2011 № 402-ФЗ</w:t>
+          <w:t xml:space="preserve">ч. 1, 3 и 8 ст. 7 Федерального закона от 06.12.2011 № 402-ФЗ</w:t>
         </w:r>
       </w:hyperlink>
       <w:r>
@@ -2410,7 +2409,7 @@
           <w:sz w:val="18"/>
           <w:szCs w:val="18"/>
         </w:rPr>
-        <w:t xml:space="preserve">. Проверено 30.10.2026</w:t>
+        <w:t xml:space="preserve">. Проверено 31.10.2026</w:t>
       </w:r>
     </w:p>
     <w:p>
@@ -2626,7 +2625,7 @@
         </w:rPr>
         <w:t xml:space="preserve">Источник: </w:t>
       </w:r>
-      <w:hyperlink w:history="1" r:id="rIdgfuw0_wqa9lhnp0qqfkwb">
+      <w:hyperlink w:history="1" r:id="rIdhenypigbp3bkdqou9czhk">
         <w:r>
           <w:rPr>
             <w:rFonts w:ascii="Arial" w:cs="Arial" w:eastAsia="Arial" w:hAnsi="Arial"/>
@@ -3594,7 +3593,7 @@
           <w:sz w:val="22"/>
           <w:szCs w:val="22"/>
         </w:rPr>
-        <w:t xml:space="preserve">Два уточнения, без которых расчёт будет неверным. Единый тариф 30% действует в пределах предельной базы — на 2026 год это 2 979 000 ₽ нарастающим итогом с начала года; с суммы сверх базы тариф 15,1%. И если компания в реестре МСП и её основной вид деятельности попал в перечень Правительства, с части выплат сверх 1,5 МРОТ — это 40 639,50 ₽ в 2026 году — тариф составит 15%. Перечень важен: с 2026 года пониженный тариф достался не всем МСП.</w:t>
+        <w:t xml:space="preserve">Одно уточнение, без которого расчёт будет неверным. Единый тариф 30% действует в пределах предельной базы — на 2026 год это 2 979 000 ₽ нарастающим итогом с начала года; с суммы сверх базы тариф 15,1%.</w:t>
       </w:r>
     </w:p>
     <w:p>
@@ -3615,7 +3614,7 @@
         </w:rPr>
         <w:t xml:space="preserve">Источник: </w:t>
       </w:r>
-      <w:hyperlink w:history="1" r:id="rIdqwbmxspo9jtvhoq5s9inh">
+      <w:hyperlink w:history="1" r:id="rId28v842pticxwwhpeqb8h0">
         <w:r>
           <w:rPr>
             <w:rFonts w:ascii="Arial" w:cs="Arial" w:eastAsia="Arial" w:hAnsi="Arial"/>
@@ -3640,7 +3639,7 @@
         </w:rPr>
         <w:t xml:space="preserve">; </w:t>
       </w:r>
-      <w:hyperlink w:history="1" r:id="rIdv4z8f9mhkedym-c-h9rnt">
+      <w:hyperlink w:history="1" r:id="rIdl-vci6orcu33kpvwiiozj">
         <w:r>
           <w:rPr>
             <w:rFonts w:ascii="Arial" w:cs="Arial" w:eastAsia="Arial" w:hAnsi="Arial"/>
@@ -4620,7 +4619,7 @@
         <w:shd w:fill="D9EAD3" w:color="auto" w:val="clear"/>
         <w:spacing w:after="80" w:line="300"/>
       </w:pPr>
-      <w:hyperlink w:history="1" r:id="rIdkeu6nevtijzsynkelfjaa">
+      <w:hyperlink w:history="1" r:id="rId1fwnd_ivjy9lx-5djyytw">
         <w:r>
           <w:rPr>
             <w:rFonts w:ascii="Times New Roman" w:cs="Times New Roman" w:eastAsia="Times New Roman" w:hAnsi="Times New Roman"/>
@@ -4655,7 +4654,7 @@
         <w:shd w:fill="D9EAD3" w:color="auto" w:val="clear"/>
         <w:spacing w:after="80" w:line="300"/>
       </w:pPr>
-      <w:hyperlink w:history="1" r:id="rIdp0ea14opmdtecwz5vlljs">
+      <w:hyperlink w:history="1" r:id="rIdkjhr8uqndvo9j_tyivcs8">
         <w:r>
           <w:rPr>
             <w:rFonts w:ascii="Times New Roman" w:cs="Times New Roman" w:eastAsia="Times New Roman" w:hAnsi="Times New Roman"/>
@@ -4690,7 +4689,7 @@
         <w:shd w:fill="D9EAD3" w:color="auto" w:val="clear"/>
         <w:spacing w:after="80" w:line="300"/>
       </w:pPr>
-      <w:hyperlink w:history="1" r:id="rIdm7iqwnmgnsnafmyk6qcxu">
+      <w:hyperlink w:history="1" r:id="rIdmbnnlddmev-_brkbgjib5">
         <w:r>
           <w:rPr>
             <w:rFonts w:ascii="Times New Roman" w:cs="Times New Roman" w:eastAsia="Times New Roman" w:hAnsi="Times New Roman"/>
@@ -4779,7 +4778,7 @@
           <w:sz w:val="22"/>
           <w:szCs w:val="22"/>
         </w:rPr>
-        <w:t xml:space="preserve">Да. Статья 134 ТК РФ требует обеспечивать повышение реального содержания зарплаты в связи с ростом цен, и это касается не только бюджетной сферы. Порядок компания устанавливает своим документом — например, локальным актом, — но сам порядок должен существовать. Задним числом его оформить нельзя.</w:t>
+        <w:t xml:space="preserve">Да. Статья 134 ТК РФ обязывает обеспечивать повышение реального содержания зарплаты в связи с ростом цен, и это касается не только бюджетной сферы. Порядок компания закрепляет своим документом — коллективным договором, соглашением или локальным актом, — и его отсутствие от обязанности не освобождает. Задним числом оформить его нельзя.</w:t>
       </w:r>
     </w:p>
     <w:p>
@@ -5120,7 +5119,7 @@
             <w:pPr>
               <w:spacing w:after="40"/>
             </w:pPr>
-            <w:hyperlink w:history="1" r:id="rId01wc00vwf8cnfwufhv_qa">
+            <w:hyperlink w:history="1" r:id="rId6lbs5rot5rq7i0ccv-fos">
               <w:r>
                 <w:rPr>
                   <w:rFonts w:ascii="Times New Roman" w:cs="Times New Roman" w:eastAsia="Times New Roman" w:hAnsi="Times New Roman"/>
@@ -5132,30 +5131,6 @@
                 <w:t xml:space="preserve">ст. 134 ТК РФ</w:t>
               </w:r>
             </w:hyperlink>
-            <w:r>
-              <w:rPr>
-                <w:rFonts w:ascii="Times New Roman" w:cs="Times New Roman" w:eastAsia="Times New Roman" w:hAnsi="Times New Roman"/>
-                <w:b w:val="false"/>
-                <w:bCs w:val="false"/>
-                <w:i w:val="false"/>
-                <w:iCs w:val="false"/>
-                <w:sz w:val="20"/>
-                <w:szCs w:val="20"/>
-              </w:rPr>
-              <w:t xml:space="preserve">; </w:t>
-            </w:r>
-            <w:hyperlink w:history="1" r:id="rIdbh0ubaoat-12h9miwoyrd">
-              <w:r>
-                <w:rPr>
-                  <w:rFonts w:ascii="Times New Roman" w:cs="Times New Roman" w:eastAsia="Times New Roman" w:hAnsi="Times New Roman"/>
-                  <w:color w:val="0563C1"/>
-                  <w:sz w:val="20"/>
-                  <w:szCs w:val="20"/>
-                  <w:u w:val="single"/>
-                </w:rPr>
-                <w:t xml:space="preserve">Определение КС РФ от 29.05.2019 № 1269-О</w:t>
-              </w:r>
-            </w:hyperlink>
           </w:p>
         </w:tc>
       </w:tr>
@@ -5195,7 +5170,7 @@
             <w:pPr>
               <w:spacing w:after="40"/>
             </w:pPr>
-            <w:hyperlink w:history="1" r:id="rIdccqv6teghadoq8zurfovn">
+            <w:hyperlink w:history="1" r:id="rIdjmmbchpmcl-qfp969wgaa">
               <w:r>
                 <w:rPr>
                   <w:rFonts w:ascii="Times New Roman" w:cs="Times New Roman" w:eastAsia="Times New Roman" w:hAnsi="Times New Roman"/>
@@ -5246,7 +5221,7 @@
             <w:pPr>
               <w:spacing w:after="40"/>
             </w:pPr>
-            <w:hyperlink w:history="1" r:id="rIdopi-lwfjni4a2qzxxn71j">
+            <w:hyperlink w:history="1" r:id="rIdeeam352r9onksxkxqn23u">
               <w:r>
                 <w:rPr>
                   <w:rFonts w:ascii="Times New Roman" w:cs="Times New Roman" w:eastAsia="Times New Roman" w:hAnsi="Times New Roman"/>
@@ -5284,7 +5259,7 @@
                 <w:sz w:val="20"/>
                 <w:szCs w:val="20"/>
               </w:rPr>
-              <w:t xml:space="preserve">За организацию учёта отвечает руководитель</w:t>
+              <w:t xml:space="preserve">Роли руководителя и главного бухгалтера</w:t>
             </w:r>
           </w:p>
         </w:tc>
@@ -5297,7 +5272,7 @@
             <w:pPr>
               <w:spacing w:after="40"/>
             </w:pPr>
-            <w:hyperlink w:history="1" r:id="rId-3ynzsi9qmu6dgcuvwxa0">
+            <w:hyperlink w:history="1" r:id="rId7hopefzcdalrfh9bdsh9n">
               <w:r>
                 <w:rPr>
                   <w:rFonts w:ascii="Times New Roman" w:cs="Times New Roman" w:eastAsia="Times New Roman" w:hAnsi="Times New Roman"/>
@@ -5306,7 +5281,7 @@
                   <w:szCs w:val="20"/>
                   <w:u w:val="single"/>
                 </w:rPr>
-                <w:t xml:space="preserve">ч. 1 ст. 7 Федерального закона от 06.12.2011 № 402-ФЗ</w:t>
+                <w:t xml:space="preserve">ч. 1, 3 и 8 ст. 7 Федерального закона от 06.12.2011 № 402-ФЗ</w:t>
               </w:r>
             </w:hyperlink>
           </w:p>
@@ -5348,7 +5323,7 @@
             <w:pPr>
               <w:spacing w:after="40"/>
             </w:pPr>
-            <w:hyperlink w:history="1" r:id="rIdn_lpkif4-fhemjgnvg13x">
+            <w:hyperlink w:history="1" r:id="rIdpjaxghric-qj2edcsylmi">
               <w:r>
                 <w:rPr>
                   <w:rFonts w:ascii="Times New Roman" w:cs="Times New Roman" w:eastAsia="Times New Roman" w:hAnsi="Times New Roman"/>
@@ -5372,7 +5347,7 @@
               </w:rPr>
               <w:t xml:space="preserve">; </w:t>
             </w:r>
-            <w:hyperlink w:history="1" r:id="rIdm9-dnwgko-08n3psbuiss">
+            <w:hyperlink w:history="1" r:id="rIdbwpvxfnsfidnv9memkqmg">
               <w:r>
                 <w:rPr>
                   <w:rFonts w:ascii="Times New Roman" w:cs="Times New Roman" w:eastAsia="Times New Roman" w:hAnsi="Times New Roman"/>
@@ -5423,7 +5398,7 @@
             <w:pPr>
               <w:spacing w:after="40"/>
             </w:pPr>
-            <w:hyperlink w:history="1" r:id="rId_lwoeo4ll3jqybydvzrc7">
+            <w:hyperlink w:history="1" r:id="rIdb_soatgj7ubojc97gzmxp">
               <w:r>
                 <w:rPr>
                   <w:rFonts w:ascii="Times New Roman" w:cs="Times New Roman" w:eastAsia="Times New Roman" w:hAnsi="Times New Roman"/>
